--- a/Asp.NetCore/3.OOP/Activity/Inheritance/Activity 1/Inheritance.docx
+++ b/Asp.NetCore/3.OOP/Activity/Inheritance/Activity 1/Inheritance.docx
@@ -1,6 +1,6 @@
 
 <file path=word/document.xml><?xml version="1.0" encoding="utf-8"?>
-<w:document xmlns:wpc="http://schemas.microsoft.com/office/word/2010/wordprocessingCanvas" xmlns:cx="http://schemas.microsoft.com/office/drawing/2014/chartex" xmlns:cx1="http://schemas.microsoft.com/office/drawing/2015/9/8/chartex" xmlns:cx2="http://schemas.microsoft.com/office/drawing/2015/10/21/chartex" xmlns:cx3="http://schemas.microsoft.com/office/drawing/2016/5/9/chartex" xmlns:cx4="http://schemas.microsoft.com/office/drawing/2016/5/10/chartex" xmlns:cx5="http://schemas.microsoft.com/office/drawing/2016/5/11/chartex" xmlns:cx6="http://schemas.microsoft.com/office/drawing/2016/5/12/chartex" xmlns:cx7="http://schemas.microsoft.com/office/drawing/2016/5/13/chartex" xmlns:cx8="http://schemas.microsoft.com/office/drawing/2016/5/14/chartex" xmlns:mc="http://schemas.openxmlformats.org/markup-compatibility/2006" xmlns:aink="http://schemas.microsoft.com/office/drawing/2016/ink" xmlns:am3d="http://schemas.microsoft.com/office/drawing/2017/model3d" xmlns:o="urn:schemas-microsoft-com:office:office" xmlns:oel="http://schemas.microsoft.com/office/2019/extlst" xmlns:r="http://schemas.openxmlformats.org/officeDocument/2006/relationships" xmlns:m="http://schemas.openxmlformats.org/officeDocument/2006/math" xmlns:v="urn:schemas-microsoft-com:vml" xmlns:wp14="http://schemas.microsoft.com/office/word/2010/wordprocessingDrawing" xmlns:wp="http://schemas.openxmlformats.org/drawingml/2006/wordprocessingDrawing" xmlns:w10="urn:schemas-microsoft-com:office:word" xmlns:w="http://schemas.openxmlformats.org/wordprocessingml/2006/main" xmlns:w14="http://schemas.microsoft.com/office/word/2010/wordml" xmlns:w15="http://schemas.microsoft.com/office/word/2012/wordml" xmlns:w16cex="http://schemas.microsoft.com/office/word/2018/wordml/cex" xmlns:w16cid="http://schemas.microsoft.com/office/word/2016/wordml/cid" xmlns:w16="http://schemas.microsoft.com/office/word/2018/wordml" xmlns:w16du="http://schemas.microsoft.com/office/word/2023/wordml/word16du" xmlns:w16sdtdh="http://schemas.microsoft.com/office/word/2020/wordml/sdtdatahash" xmlns:w16sdtfl="http://schemas.microsoft.com/office/word/2024/wordml/sdtformatlock" xmlns:w16se="http://schemas.microsoft.com/office/word/2015/wordml/symex" xmlns:wpg="http://schemas.microsoft.com/office/word/2010/wordprocessingGroup" xmlns:wpi="http://schemas.microsoft.com/office/word/2010/wordprocessingInk" xmlns:wne="http://schemas.microsoft.com/office/word/2006/wordml" xmlns:wps="http://schemas.microsoft.com/office/word/2010/wordprocessingShape" mc:Ignorable="w14 w15 w16se w16cid w16 w16cex w16sdtdh w16sdtfl w16du wp14">
+<w:document xmlns:wpc="http://schemas.microsoft.com/office/word/2010/wordprocessingCanvas" xmlns:cx="http://schemas.microsoft.com/office/drawing/2014/chartex" xmlns:mc="http://schemas.openxmlformats.org/markup-compatibility/2006" xmlns:o="urn:schemas-microsoft-com:office:office" xmlns:r="http://schemas.openxmlformats.org/officeDocument/2006/relationships" xmlns:m="http://schemas.openxmlformats.org/officeDocument/2006/math" xmlns:v="urn:schemas-microsoft-com:vml" xmlns:wp14="http://schemas.microsoft.com/office/word/2010/wordprocessingDrawing" xmlns:wp="http://schemas.openxmlformats.org/drawingml/2006/wordprocessingDrawing" xmlns:w10="urn:schemas-microsoft-com:office:word" xmlns:w="http://schemas.openxmlformats.org/wordprocessingml/2006/main" xmlns:w14="http://schemas.microsoft.com/office/word/2010/wordml" xmlns:w15="http://schemas.microsoft.com/office/word/2012/wordml" xmlns:w16se="http://schemas.microsoft.com/office/word/2015/wordml/symex" xmlns:wpg="http://schemas.microsoft.com/office/word/2010/wordprocessingGroup" xmlns:wpi="http://schemas.microsoft.com/office/word/2010/wordprocessingInk" xmlns:wne="http://schemas.microsoft.com/office/word/2006/wordml" xmlns:wps="http://schemas.microsoft.com/office/word/2010/wordprocessingShape" mc:Ignorable="w14 w15 w16se wp14">
   <w:body>
     <w:p>
       <w:pPr>
@@ -12,6 +12,19 @@
           <w:szCs w:val="28"/>
         </w:rPr>
       </w:pPr>
+    </w:p>
+    <w:p>
+      <w:pPr>
+        <w:jc w:val="center"/>
+        <w:rPr>
+          <w:b/>
+          <w:bCs/>
+          <w:sz w:val="28"/>
+          <w:szCs w:val="28"/>
+        </w:rPr>
+      </w:pPr>
+      <w:bookmarkStart w:id="0" w:name="_GoBack"/>
+      <w:bookmarkEnd w:id="0"/>
       <w:r>
         <w:rPr>
           <w:b/>
@@ -269,6 +282,7 @@
     <w:p/>
     <w:p>
       <w:r>
+        <w:lastRenderedPageBreak/>
         <w:t xml:space="preserve">        public virtual void </w:t>
       </w:r>
       <w:proofErr w:type="spellStart"/>
@@ -287,12 +301,603 @@
     </w:p>
     <w:p>
       <w:r>
+        <w:t xml:space="preserve">        {</w:t>
+      </w:r>
+    </w:p>
+    <w:p>
+      <w:r>
+        <w:t xml:space="preserve">            </w:t>
+      </w:r>
+      <w:proofErr w:type="spellStart"/>
+      <w:r>
+        <w:t>Console.WriteLine</w:t>
+      </w:r>
+      <w:proofErr w:type="spellEnd"/>
+      <w:r>
+        <w:t>($"Brand: {Brand}, Model: {Model}, Speed: {Speed} km/h");</w:t>
+      </w:r>
+    </w:p>
+    <w:p>
+      <w:r>
+        <w:t xml:space="preserve">        }</w:t>
+      </w:r>
+    </w:p>
+    <w:p>
+      <w:r>
+        <w:t xml:space="preserve">    }</w:t>
+      </w:r>
+    </w:p>
+    <w:p/>
+    <w:p>
+      <w:r>
+        <w:t xml:space="preserve">    // Derived class: Car</w:t>
+      </w:r>
+    </w:p>
+    <w:p>
+      <w:r>
+        <w:t xml:space="preserve">    public class </w:t>
+      </w:r>
+      <w:proofErr w:type="gramStart"/>
+      <w:r>
+        <w:t>Car :</w:t>
+      </w:r>
+      <w:proofErr w:type="gramEnd"/>
+      <w:r>
+        <w:t xml:space="preserve"> Vehicle</w:t>
+      </w:r>
+    </w:p>
+    <w:p>
+      <w:r>
+        <w:t xml:space="preserve">    {</w:t>
+      </w:r>
+    </w:p>
+    <w:p>
+      <w:r>
+        <w:t xml:space="preserve">        public </w:t>
+      </w:r>
+      <w:proofErr w:type="spellStart"/>
+      <w:r>
+        <w:t>int</w:t>
+      </w:r>
+      <w:proofErr w:type="spellEnd"/>
+      <w:r>
+        <w:t xml:space="preserve"> </w:t>
+      </w:r>
+      <w:proofErr w:type="spellStart"/>
+      <w:r>
+        <w:t>NumberOfDoors</w:t>
+      </w:r>
+      <w:proofErr w:type="spellEnd"/>
+      <w:r>
+        <w:t xml:space="preserve"> </w:t>
+      </w:r>
+      <w:proofErr w:type="gramStart"/>
+      <w:r>
+        <w:t>{ get</w:t>
+      </w:r>
+      <w:proofErr w:type="gramEnd"/>
+      <w:r>
+        <w:t>; set; }</w:t>
+      </w:r>
+    </w:p>
+    <w:p/>
+    <w:p>
+      <w:r>
+        <w:t xml:space="preserve">        public </w:t>
+      </w:r>
+      <w:proofErr w:type="gramStart"/>
+      <w:r>
+        <w:t>Car(</w:t>
+      </w:r>
+      <w:proofErr w:type="gramEnd"/>
+      <w:r>
+        <w:t xml:space="preserve">string brand, string model, </w:t>
+      </w:r>
+      <w:proofErr w:type="spellStart"/>
+      <w:r>
+        <w:t>int</w:t>
+      </w:r>
+      <w:proofErr w:type="spellEnd"/>
+      <w:r>
+        <w:t xml:space="preserve"> speed, </w:t>
+      </w:r>
+      <w:proofErr w:type="spellStart"/>
+      <w:r>
+        <w:t>int</w:t>
+      </w:r>
+      <w:proofErr w:type="spellEnd"/>
+      <w:r>
+        <w:t xml:space="preserve"> </w:t>
+      </w:r>
+      <w:proofErr w:type="spellStart"/>
+      <w:r>
+        <w:t>numberOfDoors</w:t>
+      </w:r>
+      <w:proofErr w:type="spellEnd"/>
+      <w:r>
+        <w:t>)</w:t>
+      </w:r>
+    </w:p>
+    <w:p>
+      <w:r>
+        <w:t xml:space="preserve">            : </w:t>
+      </w:r>
+      <w:proofErr w:type="gramStart"/>
+      <w:r>
+        <w:t>base(</w:t>
+      </w:r>
+      <w:proofErr w:type="gramEnd"/>
+      <w:r>
+        <w:t>brand, model, speed)</w:t>
+      </w:r>
+    </w:p>
+    <w:p>
+      <w:r>
+        <w:t xml:space="preserve">        {</w:t>
+      </w:r>
+    </w:p>
+    <w:p>
+      <w:r>
+        <w:t xml:space="preserve">            </w:t>
+      </w:r>
+      <w:proofErr w:type="spellStart"/>
+      <w:r>
+        <w:t>NumberOfDoors</w:t>
+      </w:r>
+      <w:proofErr w:type="spellEnd"/>
+      <w:r>
+        <w:t xml:space="preserve"> = </w:t>
+      </w:r>
+      <w:proofErr w:type="spellStart"/>
+      <w:r>
+        <w:t>numberOfDoors</w:t>
+      </w:r>
+      <w:proofErr w:type="spellEnd"/>
+      <w:r>
+        <w:t>;</w:t>
+      </w:r>
+    </w:p>
+    <w:p>
+      <w:r>
+        <w:t xml:space="preserve">        }</w:t>
+      </w:r>
+    </w:p>
+    <w:p/>
+    <w:p>
+      <w:r>
+        <w:t xml:space="preserve">        public override void </w:t>
+      </w:r>
+      <w:proofErr w:type="spellStart"/>
+      <w:proofErr w:type="gramStart"/>
+      <w:r>
+        <w:t>DisplayInfo</w:t>
+      </w:r>
+      <w:proofErr w:type="spellEnd"/>
+      <w:r>
+        <w:t>(</w:t>
+      </w:r>
+      <w:proofErr w:type="gramEnd"/>
+      <w:r>
+        <w:t>)</w:t>
+      </w:r>
+    </w:p>
+    <w:p>
+      <w:r>
+        <w:t xml:space="preserve">        {</w:t>
+      </w:r>
+    </w:p>
+    <w:p>
+      <w:r>
+        <w:t xml:space="preserve">            </w:t>
+      </w:r>
+      <w:proofErr w:type="spellStart"/>
+      <w:proofErr w:type="gramStart"/>
+      <w:r>
+        <w:t>base.DisplayInfo</w:t>
+      </w:r>
+      <w:proofErr w:type="spellEnd"/>
+      <w:proofErr w:type="gramEnd"/>
+      <w:r>
+        <w:t>();</w:t>
+      </w:r>
+    </w:p>
+    <w:p>
+      <w:r>
+        <w:t xml:space="preserve">            </w:t>
+      </w:r>
+      <w:proofErr w:type="spellStart"/>
+      <w:r>
+        <w:t>Console.WriteLine</w:t>
+      </w:r>
+      <w:proofErr w:type="spellEnd"/>
+      <w:r>
+        <w:t>($"Number of Doors: {</w:t>
+      </w:r>
+      <w:proofErr w:type="spellStart"/>
+      <w:r>
+        <w:t>NumberOfDoors</w:t>
+      </w:r>
+      <w:proofErr w:type="spellEnd"/>
+      <w:r>
+        <w:t>}");</w:t>
+      </w:r>
+    </w:p>
+    <w:p>
+      <w:r>
+        <w:t xml:space="preserve">        }</w:t>
+      </w:r>
+    </w:p>
+    <w:p>
+      <w:r>
+        <w:t xml:space="preserve">    }</w:t>
+      </w:r>
+    </w:p>
+    <w:p/>
+    <w:p>
+      <w:r>
+        <w:t xml:space="preserve">    // Derived class: Bike</w:t>
+      </w:r>
+    </w:p>
+    <w:p>
+      <w:r>
+        <w:t xml:space="preserve">    public class </w:t>
+      </w:r>
+      <w:proofErr w:type="gramStart"/>
+      <w:r>
+        <w:t>Bike :</w:t>
+      </w:r>
+      <w:proofErr w:type="gramEnd"/>
+      <w:r>
+        <w:t xml:space="preserve"> Vehicle</w:t>
+      </w:r>
+    </w:p>
+    <w:p>
+      <w:r>
+        <w:t xml:space="preserve">    {</w:t>
+      </w:r>
+    </w:p>
+    <w:p>
+      <w:r>
+        <w:t xml:space="preserve">        public bool </w:t>
+      </w:r>
+      <w:proofErr w:type="spellStart"/>
+      <w:r>
+        <w:t>HasCarrier</w:t>
+      </w:r>
+      <w:proofErr w:type="spellEnd"/>
+      <w:r>
+        <w:t xml:space="preserve"> </w:t>
+      </w:r>
+      <w:proofErr w:type="gramStart"/>
+      <w:r>
+        <w:t>{ get</w:t>
+      </w:r>
+      <w:proofErr w:type="gramEnd"/>
+      <w:r>
+        <w:t>; set; }</w:t>
+      </w:r>
+    </w:p>
+    <w:p/>
+    <w:p>
+      <w:r>
+        <w:t xml:space="preserve">        public </w:t>
+      </w:r>
+      <w:proofErr w:type="gramStart"/>
+      <w:r>
+        <w:t>Bike(</w:t>
+      </w:r>
+      <w:proofErr w:type="gramEnd"/>
+      <w:r>
+        <w:t xml:space="preserve">string brand, string model, </w:t>
+      </w:r>
+      <w:proofErr w:type="spellStart"/>
+      <w:r>
+        <w:t>int</w:t>
+      </w:r>
+      <w:proofErr w:type="spellEnd"/>
+      <w:r>
+        <w:t xml:space="preserve"> speed, bool </w:t>
+      </w:r>
+      <w:proofErr w:type="spellStart"/>
+      <w:r>
+        <w:t>hasCarrier</w:t>
+      </w:r>
+      <w:proofErr w:type="spellEnd"/>
+      <w:r>
+        <w:t>)</w:t>
+      </w:r>
+    </w:p>
+    <w:p>
+      <w:r>
+        <w:t xml:space="preserve">            : </w:t>
+      </w:r>
+      <w:proofErr w:type="gramStart"/>
+      <w:r>
+        <w:t>base(</w:t>
+      </w:r>
+      <w:proofErr w:type="gramEnd"/>
+      <w:r>
+        <w:t>brand, model, speed)</w:t>
+      </w:r>
+    </w:p>
+    <w:p>
+      <w:r>
+        <w:t xml:space="preserve">        {</w:t>
+      </w:r>
+    </w:p>
+    <w:p>
+      <w:r>
+        <w:t xml:space="preserve">            </w:t>
+      </w:r>
+      <w:proofErr w:type="spellStart"/>
+      <w:r>
+        <w:t>HasCarrier</w:t>
+      </w:r>
+      <w:proofErr w:type="spellEnd"/>
+      <w:r>
+        <w:t xml:space="preserve"> = </w:t>
+      </w:r>
+      <w:proofErr w:type="spellStart"/>
+      <w:r>
+        <w:t>hasCarrier</w:t>
+      </w:r>
+      <w:proofErr w:type="spellEnd"/>
+      <w:r>
+        <w:t>;</w:t>
+      </w:r>
+    </w:p>
+    <w:p>
+      <w:r>
+        <w:t xml:space="preserve">        }</w:t>
+      </w:r>
+    </w:p>
+    <w:p/>
+    <w:p>
+      <w:r>
+        <w:t xml:space="preserve">        public override void </w:t>
+      </w:r>
+      <w:proofErr w:type="spellStart"/>
+      <w:proofErr w:type="gramStart"/>
+      <w:r>
+        <w:t>DisplayInfo</w:t>
+      </w:r>
+      <w:proofErr w:type="spellEnd"/>
+      <w:r>
+        <w:t>(</w:t>
+      </w:r>
+      <w:proofErr w:type="gramEnd"/>
+      <w:r>
+        <w:t>)</w:t>
+      </w:r>
+    </w:p>
+    <w:p>
+      <w:r>
+        <w:t xml:space="preserve">        {</w:t>
+      </w:r>
+    </w:p>
+    <w:p>
+      <w:r>
+        <w:t xml:space="preserve">            </w:t>
+      </w:r>
+      <w:proofErr w:type="spellStart"/>
+      <w:proofErr w:type="gramStart"/>
+      <w:r>
+        <w:t>base.DisplayInfo</w:t>
+      </w:r>
+      <w:proofErr w:type="spellEnd"/>
+      <w:proofErr w:type="gramEnd"/>
+      <w:r>
+        <w:t>();</w:t>
+      </w:r>
+    </w:p>
+    <w:p>
+      <w:r>
+        <w:t xml:space="preserve">            </w:t>
+      </w:r>
+      <w:proofErr w:type="spellStart"/>
+      <w:r>
+        <w:t>Console.WriteLine</w:t>
+      </w:r>
+      <w:proofErr w:type="spellEnd"/>
+      <w:r>
+        <w:t>($"Has Carrier: {</w:t>
+      </w:r>
+      <w:proofErr w:type="spellStart"/>
+      <w:r>
+        <w:t>HasCarrier</w:t>
+      </w:r>
+      <w:proofErr w:type="spellEnd"/>
+      <w:r>
+        <w:t>}");</w:t>
+      </w:r>
+    </w:p>
+    <w:p>
+      <w:r>
+        <w:t xml:space="preserve">        }</w:t>
+      </w:r>
+    </w:p>
+    <w:p>
+      <w:r>
+        <w:t xml:space="preserve">    }</w:t>
+      </w:r>
+    </w:p>
+    <w:p/>
+    <w:p>
+      <w:r>
+        <w:t xml:space="preserve">    // Derived class: Truck</w:t>
+      </w:r>
+    </w:p>
+    <w:p>
+      <w:r>
+        <w:t xml:space="preserve">    public class </w:t>
+      </w:r>
+      <w:proofErr w:type="gramStart"/>
+      <w:r>
+        <w:t>Truck :</w:t>
+      </w:r>
+      <w:proofErr w:type="gramEnd"/>
+      <w:r>
+        <w:t xml:space="preserve"> Vehicle</w:t>
+      </w:r>
+    </w:p>
+    <w:p>
+      <w:r>
+        <w:t xml:space="preserve">    {</w:t>
+      </w:r>
+    </w:p>
+    <w:p>
+      <w:r>
+        <w:t xml:space="preserve">        public </w:t>
+      </w:r>
+      <w:proofErr w:type="spellStart"/>
+      <w:r>
+        <w:t>int</w:t>
+      </w:r>
+      <w:proofErr w:type="spellEnd"/>
+      <w:r>
+        <w:t xml:space="preserve"> </w:t>
+      </w:r>
+      <w:proofErr w:type="spellStart"/>
+      <w:r>
+        <w:t>LoadCapacity</w:t>
+      </w:r>
+      <w:proofErr w:type="spellEnd"/>
+      <w:r>
+        <w:t xml:space="preserve"> </w:t>
+      </w:r>
+      <w:proofErr w:type="gramStart"/>
+      <w:r>
+        <w:t>{ get</w:t>
+      </w:r>
+      <w:proofErr w:type="gramEnd"/>
+      <w:r>
+        <w:t>; set; } // in tons</w:t>
+      </w:r>
+    </w:p>
+    <w:p/>
+    <w:p>
+      <w:r>
+        <w:t xml:space="preserve">        public </w:t>
+      </w:r>
+      <w:proofErr w:type="gramStart"/>
+      <w:r>
+        <w:t>Truck(</w:t>
+      </w:r>
+      <w:proofErr w:type="gramEnd"/>
+      <w:r>
+        <w:t xml:space="preserve">string brand, string model, </w:t>
+      </w:r>
+      <w:proofErr w:type="spellStart"/>
+      <w:r>
+        <w:t>int</w:t>
+      </w:r>
+      <w:proofErr w:type="spellEnd"/>
+      <w:r>
+        <w:t xml:space="preserve"> speed, </w:t>
+      </w:r>
+      <w:proofErr w:type="spellStart"/>
+      <w:r>
+        <w:t>int</w:t>
+      </w:r>
+      <w:proofErr w:type="spellEnd"/>
+      <w:r>
+        <w:t xml:space="preserve"> </w:t>
+      </w:r>
+      <w:proofErr w:type="spellStart"/>
+      <w:r>
+        <w:t>loadCapacity</w:t>
+      </w:r>
+      <w:proofErr w:type="spellEnd"/>
+      <w:r>
+        <w:t>)</w:t>
+      </w:r>
+    </w:p>
+    <w:p>
+      <w:r>
+        <w:t xml:space="preserve">            : </w:t>
+      </w:r>
+      <w:proofErr w:type="gramStart"/>
+      <w:r>
+        <w:t>base(</w:t>
+      </w:r>
+      <w:proofErr w:type="gramEnd"/>
+      <w:r>
+        <w:t>brand, model, speed)</w:t>
+      </w:r>
+    </w:p>
+    <w:p>
+      <w:r>
+        <w:t xml:space="preserve">        {</w:t>
+      </w:r>
+    </w:p>
+    <w:p>
+      <w:r>
+        <w:t xml:space="preserve">            </w:t>
+      </w:r>
+      <w:proofErr w:type="spellStart"/>
+      <w:r>
+        <w:t>LoadCapacity</w:t>
+      </w:r>
+      <w:proofErr w:type="spellEnd"/>
+      <w:r>
+        <w:t xml:space="preserve"> = </w:t>
+      </w:r>
+      <w:proofErr w:type="spellStart"/>
+      <w:r>
+        <w:t>loadCapacity</w:t>
+      </w:r>
+      <w:proofErr w:type="spellEnd"/>
+      <w:r>
+        <w:t>;</w:t>
+      </w:r>
+    </w:p>
+    <w:p>
+      <w:r>
+        <w:t xml:space="preserve">        }</w:t>
+      </w:r>
+    </w:p>
+    <w:p/>
+    <w:p>
+      <w:r>
+        <w:t xml:space="preserve">        public override void </w:t>
+      </w:r>
+      <w:proofErr w:type="spellStart"/>
+      <w:proofErr w:type="gramStart"/>
+      <w:r>
+        <w:t>DisplayInfo</w:t>
+      </w:r>
+      <w:proofErr w:type="spellEnd"/>
+      <w:r>
+        <w:t>(</w:t>
+      </w:r>
+      <w:proofErr w:type="gramEnd"/>
+      <w:r>
+        <w:t>)</w:t>
+      </w:r>
+    </w:p>
+    <w:p>
+      <w:r>
+        <w:t xml:space="preserve">        {</w:t>
+      </w:r>
+    </w:p>
+    <w:p>
+      <w:r>
+        <w:t xml:space="preserve">            </w:t>
+      </w:r>
+      <w:proofErr w:type="spellStart"/>
+      <w:proofErr w:type="gramStart"/>
+      <w:r>
+        <w:t>base.DisplayInfo</w:t>
+      </w:r>
+      <w:proofErr w:type="spellEnd"/>
+      <w:proofErr w:type="gramEnd"/>
+      <w:r>
+        <w:t>();</w:t>
+      </w:r>
+    </w:p>
+    <w:p>
+      <w:r>
         <w:lastRenderedPageBreak/>
-        <w:t xml:space="preserve">        {</w:t>
-      </w:r>
-    </w:p>
-    <w:p>
-      <w:r>
         <w:t xml:space="preserve">            </w:t>
       </w:r>
       <w:proofErr w:type="spellStart"/>
@@ -301,409 +906,7 @@
       </w:r>
       <w:proofErr w:type="spellEnd"/>
       <w:r>
-        <w:t>($"Brand: {Brand}, Model: {Model}, Speed: {Speed} km/h");</w:t>
-      </w:r>
-    </w:p>
-    <w:p>
-      <w:r>
-        <w:t xml:space="preserve">        }</w:t>
-      </w:r>
-    </w:p>
-    <w:p>
-      <w:r>
-        <w:t xml:space="preserve">    }</w:t>
-      </w:r>
-    </w:p>
-    <w:p/>
-    <w:p>
-      <w:r>
-        <w:t xml:space="preserve">    // Derived class: Car</w:t>
-      </w:r>
-    </w:p>
-    <w:p>
-      <w:r>
-        <w:t xml:space="preserve">    public class </w:t>
-      </w:r>
-      <w:proofErr w:type="gramStart"/>
-      <w:r>
-        <w:t>Car :</w:t>
-      </w:r>
-      <w:proofErr w:type="gramEnd"/>
-      <w:r>
-        <w:t xml:space="preserve"> Vehicle</w:t>
-      </w:r>
-    </w:p>
-    <w:p>
-      <w:r>
-        <w:t xml:space="preserve">    {</w:t>
-      </w:r>
-    </w:p>
-    <w:p>
-      <w:r>
-        <w:t xml:space="preserve">        public int </w:t>
-      </w:r>
-      <w:proofErr w:type="spellStart"/>
-      <w:r>
-        <w:t>NumberOfDoors</w:t>
-      </w:r>
-      <w:proofErr w:type="spellEnd"/>
-      <w:r>
-        <w:t xml:space="preserve"> </w:t>
-      </w:r>
-      <w:proofErr w:type="gramStart"/>
-      <w:r>
-        <w:t>{ get</w:t>
-      </w:r>
-      <w:proofErr w:type="gramEnd"/>
-      <w:r>
-        <w:t>; set; }</w:t>
-      </w:r>
-    </w:p>
-    <w:p/>
-    <w:p>
-      <w:r>
-        <w:t xml:space="preserve">        public </w:t>
-      </w:r>
-      <w:proofErr w:type="gramStart"/>
-      <w:r>
-        <w:t>Car(</w:t>
-      </w:r>
-      <w:proofErr w:type="gramEnd"/>
-      <w:r>
-        <w:t xml:space="preserve">string brand, string model, int speed, int </w:t>
-      </w:r>
-      <w:proofErr w:type="spellStart"/>
-      <w:r>
-        <w:t>numberOfDoors</w:t>
-      </w:r>
-      <w:proofErr w:type="spellEnd"/>
-      <w:r>
-        <w:t>)</w:t>
-      </w:r>
-    </w:p>
-    <w:p>
-      <w:r>
-        <w:t xml:space="preserve">            : </w:t>
-      </w:r>
-      <w:proofErr w:type="gramStart"/>
-      <w:r>
-        <w:t>base(</w:t>
-      </w:r>
-      <w:proofErr w:type="gramEnd"/>
-      <w:r>
-        <w:t>brand, model, speed)</w:t>
-      </w:r>
-    </w:p>
-    <w:p>
-      <w:r>
-        <w:t xml:space="preserve">        {</w:t>
-      </w:r>
-    </w:p>
-    <w:p>
-      <w:r>
-        <w:t xml:space="preserve">            </w:t>
-      </w:r>
-      <w:proofErr w:type="spellStart"/>
-      <w:r>
-        <w:t>NumberOfDoors</w:t>
-      </w:r>
-      <w:proofErr w:type="spellEnd"/>
-      <w:r>
-        <w:t xml:space="preserve"> = </w:t>
-      </w:r>
-      <w:proofErr w:type="spellStart"/>
-      <w:r>
-        <w:t>numberOfDoors</w:t>
-      </w:r>
-      <w:proofErr w:type="spellEnd"/>
-      <w:r>
-        <w:t>;</w:t>
-      </w:r>
-    </w:p>
-    <w:p>
-      <w:r>
-        <w:t xml:space="preserve">        }</w:t>
-      </w:r>
-    </w:p>
-    <w:p/>
-    <w:p>
-      <w:r>
-        <w:t xml:space="preserve">        public override void </w:t>
-      </w:r>
-      <w:proofErr w:type="spellStart"/>
-      <w:proofErr w:type="gramStart"/>
-      <w:r>
-        <w:t>DisplayInfo</w:t>
-      </w:r>
-      <w:proofErr w:type="spellEnd"/>
-      <w:r>
-        <w:t>(</w:t>
-      </w:r>
-      <w:proofErr w:type="gramEnd"/>
-      <w:r>
-        <w:t>)</w:t>
-      </w:r>
-    </w:p>
-    <w:p>
-      <w:r>
-        <w:t xml:space="preserve">        {</w:t>
-      </w:r>
-    </w:p>
-    <w:p>
-      <w:r>
-        <w:t xml:space="preserve">            </w:t>
-      </w:r>
-      <w:proofErr w:type="spellStart"/>
-      <w:proofErr w:type="gramStart"/>
-      <w:r>
-        <w:t>base.DisplayInfo</w:t>
-      </w:r>
-      <w:proofErr w:type="spellEnd"/>
-      <w:proofErr w:type="gramEnd"/>
-      <w:r>
-        <w:t>();</w:t>
-      </w:r>
-    </w:p>
-    <w:p>
-      <w:r>
-        <w:t xml:space="preserve">            </w:t>
-      </w:r>
-      <w:proofErr w:type="spellStart"/>
-      <w:r>
-        <w:t>Console.WriteLine</w:t>
-      </w:r>
-      <w:proofErr w:type="spellEnd"/>
-      <w:r>
-        <w:t>($"Number of Doors: {</w:t>
-      </w:r>
-      <w:proofErr w:type="spellStart"/>
-      <w:r>
-        <w:t>NumberOfDoors</w:t>
-      </w:r>
-      <w:proofErr w:type="spellEnd"/>
-      <w:r>
-        <w:t>}");</w:t>
-      </w:r>
-    </w:p>
-    <w:p>
-      <w:r>
-        <w:t xml:space="preserve">        }</w:t>
-      </w:r>
-    </w:p>
-    <w:p>
-      <w:r>
-        <w:t xml:space="preserve">    }</w:t>
-      </w:r>
-    </w:p>
-    <w:p/>
-    <w:p>
-      <w:r>
-        <w:t xml:space="preserve">    // Derived class: Bike</w:t>
-      </w:r>
-    </w:p>
-    <w:p>
-      <w:r>
-        <w:t xml:space="preserve">    public class </w:t>
-      </w:r>
-      <w:proofErr w:type="gramStart"/>
-      <w:r>
-        <w:t>Bike :</w:t>
-      </w:r>
-      <w:proofErr w:type="gramEnd"/>
-      <w:r>
-        <w:t xml:space="preserve"> Vehicle</w:t>
-      </w:r>
-    </w:p>
-    <w:p>
-      <w:r>
-        <w:t xml:space="preserve">    {</w:t>
-      </w:r>
-    </w:p>
-    <w:p>
-      <w:r>
-        <w:t xml:space="preserve">        public bool </w:t>
-      </w:r>
-      <w:proofErr w:type="spellStart"/>
-      <w:r>
-        <w:t>HasCarrier</w:t>
-      </w:r>
-      <w:proofErr w:type="spellEnd"/>
-      <w:r>
-        <w:t xml:space="preserve"> </w:t>
-      </w:r>
-      <w:proofErr w:type="gramStart"/>
-      <w:r>
-        <w:t>{ get</w:t>
-      </w:r>
-      <w:proofErr w:type="gramEnd"/>
-      <w:r>
-        <w:t>; set; }</w:t>
-      </w:r>
-    </w:p>
-    <w:p/>
-    <w:p>
-      <w:r>
-        <w:lastRenderedPageBreak/>
-        <w:t xml:space="preserve">        public </w:t>
-      </w:r>
-      <w:proofErr w:type="gramStart"/>
-      <w:r>
-        <w:t>Bike(</w:t>
-      </w:r>
-      <w:proofErr w:type="gramEnd"/>
-      <w:r>
-        <w:t xml:space="preserve">string brand, string model, int speed, bool </w:t>
-      </w:r>
-      <w:proofErr w:type="spellStart"/>
-      <w:r>
-        <w:t>hasCarrier</w:t>
-      </w:r>
-      <w:proofErr w:type="spellEnd"/>
-      <w:r>
-        <w:t>)</w:t>
-      </w:r>
-    </w:p>
-    <w:p>
-      <w:r>
-        <w:t xml:space="preserve">            : </w:t>
-      </w:r>
-      <w:proofErr w:type="gramStart"/>
-      <w:r>
-        <w:t>base(</w:t>
-      </w:r>
-      <w:proofErr w:type="gramEnd"/>
-      <w:r>
-        <w:t>brand, model, speed)</w:t>
-      </w:r>
-    </w:p>
-    <w:p>
-      <w:r>
-        <w:t xml:space="preserve">        {</w:t>
-      </w:r>
-    </w:p>
-    <w:p>
-      <w:r>
-        <w:t xml:space="preserve">            </w:t>
-      </w:r>
-      <w:proofErr w:type="spellStart"/>
-      <w:r>
-        <w:t>HasCarrier</w:t>
-      </w:r>
-      <w:proofErr w:type="spellEnd"/>
-      <w:r>
-        <w:t xml:space="preserve"> = </w:t>
-      </w:r>
-      <w:proofErr w:type="spellStart"/>
-      <w:r>
-        <w:t>hasCarrier</w:t>
-      </w:r>
-      <w:proofErr w:type="spellEnd"/>
-      <w:r>
-        <w:t>;</w:t>
-      </w:r>
-    </w:p>
-    <w:p>
-      <w:r>
-        <w:t xml:space="preserve">        }</w:t>
-      </w:r>
-    </w:p>
-    <w:p/>
-    <w:p>
-      <w:r>
-        <w:t xml:space="preserve">        public override void </w:t>
-      </w:r>
-      <w:proofErr w:type="spellStart"/>
-      <w:proofErr w:type="gramStart"/>
-      <w:r>
-        <w:t>DisplayInfo</w:t>
-      </w:r>
-      <w:proofErr w:type="spellEnd"/>
-      <w:r>
-        <w:t>(</w:t>
-      </w:r>
-      <w:proofErr w:type="gramEnd"/>
-      <w:r>
-        <w:t>)</w:t>
-      </w:r>
-    </w:p>
-    <w:p>
-      <w:r>
-        <w:t xml:space="preserve">        {</w:t>
-      </w:r>
-    </w:p>
-    <w:p>
-      <w:r>
-        <w:t xml:space="preserve">            </w:t>
-      </w:r>
-      <w:proofErr w:type="spellStart"/>
-      <w:proofErr w:type="gramStart"/>
-      <w:r>
-        <w:t>base.DisplayInfo</w:t>
-      </w:r>
-      <w:proofErr w:type="spellEnd"/>
-      <w:proofErr w:type="gramEnd"/>
-      <w:r>
-        <w:t>();</w:t>
-      </w:r>
-    </w:p>
-    <w:p>
-      <w:r>
-        <w:t xml:space="preserve">            </w:t>
-      </w:r>
-      <w:proofErr w:type="spellStart"/>
-      <w:r>
-        <w:t>Console.WriteLine</w:t>
-      </w:r>
-      <w:proofErr w:type="spellEnd"/>
-      <w:r>
-        <w:t>($"Has Carrier: {</w:t>
-      </w:r>
-      <w:proofErr w:type="spellStart"/>
-      <w:r>
-        <w:t>HasCarrier</w:t>
-      </w:r>
-      <w:proofErr w:type="spellEnd"/>
-      <w:r>
-        <w:t>}");</w:t>
-      </w:r>
-    </w:p>
-    <w:p>
-      <w:r>
-        <w:t xml:space="preserve">        }</w:t>
-      </w:r>
-    </w:p>
-    <w:p>
-      <w:r>
-        <w:t xml:space="preserve">    }</w:t>
-      </w:r>
-    </w:p>
-    <w:p/>
-    <w:p>
-      <w:r>
-        <w:t xml:space="preserve">    // Derived class: Truck</w:t>
-      </w:r>
-    </w:p>
-    <w:p>
-      <w:r>
-        <w:t xml:space="preserve">    public class </w:t>
-      </w:r>
-      <w:proofErr w:type="gramStart"/>
-      <w:r>
-        <w:t>Truck :</w:t>
-      </w:r>
-      <w:proofErr w:type="gramEnd"/>
-      <w:r>
-        <w:t xml:space="preserve"> Vehicle</w:t>
-      </w:r>
-    </w:p>
-    <w:p>
-      <w:r>
-        <w:t xml:space="preserve">    {</w:t>
-      </w:r>
-    </w:p>
-    <w:p>
-      <w:r>
-        <w:t xml:space="preserve">        public int </w:t>
+        <w:t>($"Load Capacity: {</w:t>
       </w:r>
       <w:proofErr w:type="spellStart"/>
       <w:r>
@@ -711,146 +914,11 @@
       </w:r>
       <w:proofErr w:type="spellEnd"/>
       <w:r>
-        <w:t xml:space="preserve"> </w:t>
-      </w:r>
-      <w:proofErr w:type="gramStart"/>
-      <w:r>
-        <w:t>{ get</w:t>
-      </w:r>
-      <w:proofErr w:type="gramEnd"/>
-      <w:r>
-        <w:t>; set; } // in tons</w:t>
-      </w:r>
-    </w:p>
-    <w:p/>
-    <w:p>
-      <w:r>
-        <w:t xml:space="preserve">        public </w:t>
-      </w:r>
-      <w:proofErr w:type="gramStart"/>
-      <w:r>
-        <w:t>Truck(</w:t>
-      </w:r>
-      <w:proofErr w:type="gramEnd"/>
-      <w:r>
-        <w:t xml:space="preserve">string brand, string model, int speed, int </w:t>
-      </w:r>
-      <w:proofErr w:type="spellStart"/>
-      <w:r>
-        <w:t>loadCapacity</w:t>
-      </w:r>
-      <w:proofErr w:type="spellEnd"/>
-      <w:r>
-        <w:t>)</w:t>
-      </w:r>
-    </w:p>
-    <w:p>
-      <w:r>
-        <w:t xml:space="preserve">            : </w:t>
-      </w:r>
-      <w:proofErr w:type="gramStart"/>
-      <w:r>
-        <w:t>base(</w:t>
-      </w:r>
-      <w:proofErr w:type="gramEnd"/>
-      <w:r>
-        <w:t>brand, model, speed)</w:t>
-      </w:r>
-    </w:p>
-    <w:p>
-      <w:r>
-        <w:t xml:space="preserve">        {</w:t>
-      </w:r>
-    </w:p>
-    <w:p>
-      <w:r>
-        <w:t xml:space="preserve">            </w:t>
-      </w:r>
-      <w:proofErr w:type="spellStart"/>
-      <w:r>
-        <w:t>LoadCapacity</w:t>
-      </w:r>
-      <w:proofErr w:type="spellEnd"/>
-      <w:r>
-        <w:t xml:space="preserve"> = </w:t>
-      </w:r>
-      <w:proofErr w:type="spellStart"/>
-      <w:r>
-        <w:t>loadCapacity</w:t>
-      </w:r>
-      <w:proofErr w:type="spellEnd"/>
-      <w:r>
-        <w:t>;</w:t>
-      </w:r>
-    </w:p>
-    <w:p>
-      <w:r>
-        <w:t xml:space="preserve">        }</w:t>
-      </w:r>
-    </w:p>
-    <w:p/>
-    <w:p>
-      <w:r>
-        <w:t xml:space="preserve">        public override void </w:t>
-      </w:r>
-      <w:proofErr w:type="spellStart"/>
-      <w:proofErr w:type="gramStart"/>
-      <w:r>
-        <w:t>DisplayInfo</w:t>
-      </w:r>
-      <w:proofErr w:type="spellEnd"/>
-      <w:r>
-        <w:t>(</w:t>
-      </w:r>
-      <w:proofErr w:type="gramEnd"/>
-      <w:r>
-        <w:t>)</w:t>
-      </w:r>
-    </w:p>
-    <w:p>
-      <w:r>
-        <w:t xml:space="preserve">        {</w:t>
-      </w:r>
-    </w:p>
-    <w:p>
-      <w:r>
-        <w:t xml:space="preserve">            </w:t>
-      </w:r>
-      <w:proofErr w:type="spellStart"/>
-      <w:proofErr w:type="gramStart"/>
-      <w:r>
-        <w:t>base.DisplayInfo</w:t>
-      </w:r>
-      <w:proofErr w:type="spellEnd"/>
-      <w:proofErr w:type="gramEnd"/>
-      <w:r>
-        <w:t>();</w:t>
-      </w:r>
-    </w:p>
-    <w:p>
-      <w:r>
-        <w:t xml:space="preserve">            </w:t>
-      </w:r>
-      <w:proofErr w:type="spellStart"/>
-      <w:r>
-        <w:t>Console.WriteLine</w:t>
-      </w:r>
-      <w:proofErr w:type="spellEnd"/>
-      <w:r>
-        <w:t>($"Load Capacity: {</w:t>
-      </w:r>
-      <w:proofErr w:type="spellStart"/>
-      <w:r>
-        <w:t>LoadCapacity</w:t>
-      </w:r>
-      <w:proofErr w:type="spellEnd"/>
-      <w:r>
         <w:t>} tons");</w:t>
       </w:r>
     </w:p>
     <w:p>
       <w:r>
-        <w:lastRenderedPageBreak/>
         <w:t xml:space="preserve">        }</w:t>
       </w:r>
     </w:p>
@@ -1133,7 +1201,7 @@
 </file>
 
 <file path=word/styles.xml><?xml version="1.0" encoding="utf-8"?>
-<w:styles xmlns:mc="http://schemas.openxmlformats.org/markup-compatibility/2006" xmlns:r="http://schemas.openxmlformats.org/officeDocument/2006/relationships" xmlns:w="http://schemas.openxmlformats.org/wordprocessingml/2006/main" xmlns:w14="http://schemas.microsoft.com/office/word/2010/wordml" xmlns:w15="http://schemas.microsoft.com/office/word/2012/wordml" xmlns:w16cex="http://schemas.microsoft.com/office/word/2018/wordml/cex" xmlns:w16cid="http://schemas.microsoft.com/office/word/2016/wordml/cid" xmlns:w16="http://schemas.microsoft.com/office/word/2018/wordml" xmlns:w16du="http://schemas.microsoft.com/office/word/2023/wordml/word16du" xmlns:w16sdtdh="http://schemas.microsoft.com/office/word/2020/wordml/sdtdatahash" xmlns:w16sdtfl="http://schemas.microsoft.com/office/word/2024/wordml/sdtformatlock" xmlns:w16se="http://schemas.microsoft.com/office/word/2015/wordml/symex" mc:Ignorable="w14 w15 w16se w16cid w16 w16cex w16sdtdh w16sdtfl w16du">
+<w:styles xmlns:mc="http://schemas.openxmlformats.org/markup-compatibility/2006" xmlns:r="http://schemas.openxmlformats.org/officeDocument/2006/relationships" xmlns:w="http://schemas.openxmlformats.org/wordprocessingml/2006/main" xmlns:w14="http://schemas.microsoft.com/office/word/2010/wordml" xmlns:w15="http://schemas.microsoft.com/office/word/2012/wordml" xmlns:w16se="http://schemas.microsoft.com/office/word/2015/wordml/symex" mc:Ignorable="w14 w15 w16se">
   <w:docDefaults>
     <w:rPrDefault>
       <w:rPr>
@@ -1151,7 +1219,7 @@
       </w:pPr>
     </w:pPrDefault>
   </w:docDefaults>
-  <w:latentStyles w:defLockedState="0" w:defUIPriority="99" w:defSemiHidden="0" w:defUnhideWhenUsed="0" w:defQFormat="0" w:count="376">
+  <w:latentStyles w:defLockedState="0" w:defUIPriority="99" w:defSemiHidden="0" w:defUnhideWhenUsed="0" w:defQFormat="0" w:count="371">
     <w:lsdException w:name="Normal" w:uiPriority="0" w:qFormat="1"/>
     <w:lsdException w:name="heading 1" w:uiPriority="9" w:qFormat="1"/>
     <w:lsdException w:name="heading 2" w:semiHidden="1" w:uiPriority="9" w:unhideWhenUsed="1" w:qFormat="1"/>
@@ -1523,11 +1591,6 @@
     <w:lsdException w:name="List Table 5 Dark Accent 6" w:uiPriority="50"/>
     <w:lsdException w:name="List Table 6 Colorful Accent 6" w:uiPriority="51"/>
     <w:lsdException w:name="List Table 7 Colorful Accent 6" w:uiPriority="52"/>
-    <w:lsdException w:name="Mention" w:semiHidden="1" w:unhideWhenUsed="1"/>
-    <w:lsdException w:name="Smart Hyperlink" w:semiHidden="1" w:unhideWhenUsed="1"/>
-    <w:lsdException w:name="Hashtag" w:semiHidden="1" w:unhideWhenUsed="1"/>
-    <w:lsdException w:name="Unresolved Mention" w:semiHidden="1" w:unhideWhenUsed="1"/>
-    <w:lsdException w:name="Smart Link" w:semiHidden="1" w:unhideWhenUsed="1"/>
   </w:latentStyles>
   <w:style w:type="paragraph" w:default="1" w:styleId="Normal">
     <w:name w:val="Normal"/>
@@ -1735,6 +1798,7 @@
   <w:style w:type="character" w:default="1" w:styleId="DefaultParagraphFont">
     <w:name w:val="Default Paragraph Font"/>
     <w:uiPriority w:val="1"/>
+    <w:semiHidden/>
     <w:unhideWhenUsed/>
   </w:style>
   <w:style w:type="table" w:default="1" w:styleId="TableNormal">
